--- a/Dokumentation/PRE_VorlageArbeitspaketbeschreibung.docx
+++ b/Dokumentation/PRE_VorlageArbeitspaketbeschreibung.docx
@@ -292,7 +292,15 @@
               </w:rPr>
             </w:pPr>
             <w:r>
-              <w:t>1</w:t>
+              <w:t>JJ/JJ-</w:t>
+            </w:r>
+            <w:proofErr w:type="spellStart"/>
+            <w:r>
+              <w:t>Kl</w:t>
+            </w:r>
+            <w:proofErr w:type="spellEnd"/>
+            <w:r>
+              <w:t>-##</w:t>
             </w:r>
           </w:p>
         </w:tc>
@@ -332,6 +340,12 @@
           <w:p>
             <w:pPr>
               <w:pStyle w:val="TabellenInhalt"/>
+              <w:rPr>
+                <w:sz w:val="20"/>
+                <w:szCs w:val="20"/>
+              </w:rPr>
+            </w:pPr>
+            <w:r>
               <w:rPr>
                 <w:b/>
                 <w:bCs/>
@@ -340,110 +354,214 @@
                 <w:sz w:val="20"/>
                 <w:szCs w:val="20"/>
               </w:rPr>
+              <w:t>Projektleiter/in</w:t>
+            </w:r>
+          </w:p>
+          <w:p>
+            <w:pPr>
+              <w:pStyle w:val="TabellenInhalt"/>
+              <w:rPr>
+                <w:sz w:val="20"/>
+                <w:szCs w:val="20"/>
+              </w:rPr>
+            </w:pPr>
+            <w:proofErr w:type="spellStart"/>
+            <w:r>
+              <w:rPr>
+                <w:sz w:val="20"/>
+                <w:szCs w:val="20"/>
+              </w:rPr>
+              <w:t>Mitarb</w:t>
+            </w:r>
+            <w:proofErr w:type="spellEnd"/>
+            <w:r>
+              <w:rPr>
+                <w:sz w:val="20"/>
+                <w:szCs w:val="20"/>
+              </w:rPr>
+              <w:t>.</w:t>
+            </w:r>
+          </w:p>
+          <w:p>
+            <w:pPr>
+              <w:pStyle w:val="TabellenInhalt"/>
+              <w:rPr>
+                <w:sz w:val="20"/>
+                <w:szCs w:val="20"/>
+              </w:rPr>
+            </w:pPr>
+            <w:proofErr w:type="spellStart"/>
+            <w:r>
+              <w:rPr>
+                <w:sz w:val="20"/>
+                <w:szCs w:val="20"/>
+              </w:rPr>
+              <w:t>Mitarb</w:t>
+            </w:r>
+            <w:proofErr w:type="spellEnd"/>
+            <w:r>
+              <w:rPr>
+                <w:sz w:val="20"/>
+                <w:szCs w:val="20"/>
+              </w:rPr>
+              <w:t>.</w:t>
+            </w:r>
+          </w:p>
+          <w:p>
+            <w:pPr>
+              <w:pStyle w:val="TabellenInhalt"/>
+              <w:rPr>
+                <w:sz w:val="20"/>
+                <w:szCs w:val="20"/>
+              </w:rPr>
+            </w:pPr>
+            <w:r>
+              <w:rPr>
+                <w:sz w:val="20"/>
+                <w:szCs w:val="20"/>
+              </w:rPr>
+              <w:t>…</w:t>
+            </w:r>
+          </w:p>
+          <w:p>
+            <w:pPr>
+              <w:pStyle w:val="TabellenInhalt"/>
+              <w:rPr>
+                <w:sz w:val="20"/>
+                <w:szCs w:val="20"/>
+              </w:rPr>
+            </w:pPr>
+          </w:p>
+          <w:p>
+            <w:pPr>
+              <w:pStyle w:val="TabellenInhalt"/>
+            </w:pPr>
+            <w:r>
+              <w:rPr>
+                <w:i/>
+                <w:iCs/>
+                <w:sz w:val="20"/>
+                <w:szCs w:val="20"/>
+              </w:rPr>
+              <w:t>Betreuung</w:t>
+            </w:r>
+          </w:p>
+        </w:tc>
+      </w:tr>
+      <w:tr>
+        <w:tc>
+          <w:tcPr>
+            <w:tcW w:w="849" w:type="dxa"/>
+            <w:tcBorders>
+              <w:left w:val="single" w:sz="1" w:space="0" w:color="000000"/>
+              <w:bottom w:val="single" w:sz="1" w:space="0" w:color="000000"/>
+            </w:tcBorders>
+            <w:shd w:val="clear" w:color="auto" w:fill="CCCCCC"/>
+          </w:tcPr>
+          <w:p>
+            <w:pPr>
+              <w:pStyle w:val="TabellenInhalt"/>
+              <w:jc w:val="right"/>
+            </w:pPr>
+            <w:r>
+              <w:rPr>
+                <w:sz w:val="20"/>
+                <w:szCs w:val="20"/>
+              </w:rPr>
+              <w:t>Name</w:t>
+            </w:r>
+          </w:p>
+        </w:tc>
+        <w:tc>
+          <w:tcPr>
+            <w:tcW w:w="3969" w:type="dxa"/>
+            <w:tcBorders>
+              <w:left w:val="single" w:sz="1" w:space="0" w:color="000000"/>
+              <w:bottom w:val="single" w:sz="1" w:space="0" w:color="000000"/>
+              <w:right w:val="single" w:sz="1" w:space="0" w:color="000000"/>
+            </w:tcBorders>
+          </w:tcPr>
+          <w:p>
+            <w:pPr>
+              <w:pStyle w:val="TabellenInhalt"/>
+            </w:pPr>
+          </w:p>
+        </w:tc>
+        <w:tc>
+          <w:tcPr>
+            <w:tcW w:w="850" w:type="dxa"/>
+            <w:vMerge/>
+            <w:tcBorders>
+              <w:left w:val="single" w:sz="8" w:space="0" w:color="000000"/>
+              <w:bottom w:val="single" w:sz="1" w:space="0" w:color="000000"/>
+            </w:tcBorders>
+            <w:shd w:val="clear" w:color="auto" w:fill="E6E6FF"/>
+          </w:tcPr>
+          <w:p/>
+        </w:tc>
+        <w:tc>
+          <w:tcPr>
+            <w:tcW w:w="3970" w:type="dxa"/>
+            <w:vMerge/>
+            <w:tcBorders>
+              <w:top w:val="single" w:sz="1" w:space="0" w:color="000000"/>
+              <w:left w:val="single" w:sz="1" w:space="0" w:color="000000"/>
+              <w:bottom w:val="single" w:sz="1" w:space="0" w:color="000000"/>
+              <w:right w:val="single" w:sz="1" w:space="0" w:color="000000"/>
+            </w:tcBorders>
+          </w:tcPr>
+          <w:p/>
+        </w:tc>
+      </w:tr>
+      <w:tr>
+        <w:tc>
+          <w:tcPr>
+            <w:tcW w:w="4818" w:type="dxa"/>
+            <w:gridSpan w:val="2"/>
+            <w:tcBorders>
+              <w:left w:val="single" w:sz="1" w:space="0" w:color="000000"/>
+            </w:tcBorders>
+            <w:shd w:val="clear" w:color="auto" w:fill="E6E6E6"/>
+          </w:tcPr>
+          <w:p>
+            <w:pPr>
+              <w:pStyle w:val="TabellenInhalt"/>
             </w:pPr>
             <w:r>
               <w:rPr>
                 <w:b/>
                 <w:bCs/>
-                <w:i/>
-                <w:iCs/>
-                <w:sz w:val="20"/>
-                <w:szCs w:val="20"/>
-              </w:rPr>
-              <w:t>Johanna Schindler</w:t>
-            </w:r>
-          </w:p>
-          <w:p>
-            <w:pPr>
-              <w:pStyle w:val="TabellenInhalt"/>
-              <w:rPr>
-                <w:sz w:val="20"/>
-                <w:szCs w:val="20"/>
-              </w:rPr>
-            </w:pPr>
-            <w:r>
-              <w:rPr>
-                <w:sz w:val="20"/>
-                <w:szCs w:val="20"/>
-              </w:rPr>
-              <w:t>Lara Huber</w:t>
-            </w:r>
-          </w:p>
-          <w:p>
-            <w:pPr>
-              <w:pStyle w:val="TabellenInhalt"/>
-              <w:rPr>
-                <w:sz w:val="20"/>
-                <w:szCs w:val="20"/>
-              </w:rPr>
-            </w:pPr>
-            <w:r>
-              <w:rPr>
-                <w:sz w:val="20"/>
-                <w:szCs w:val="20"/>
-              </w:rPr>
-              <w:t>Leon Parzer</w:t>
-            </w:r>
-          </w:p>
-          <w:p>
-            <w:pPr>
-              <w:pStyle w:val="TabellenInhalt"/>
-              <w:rPr>
-                <w:sz w:val="20"/>
-                <w:szCs w:val="20"/>
-              </w:rPr>
-            </w:pPr>
-            <w:r>
-              <w:rPr>
-                <w:sz w:val="20"/>
-                <w:szCs w:val="20"/>
-              </w:rPr>
-              <w:t>Emanuel Halm</w:t>
-            </w:r>
-          </w:p>
-          <w:p>
-            <w:pPr>
-              <w:pStyle w:val="TabellenInhalt"/>
-              <w:rPr>
-                <w:sz w:val="20"/>
-                <w:szCs w:val="20"/>
-              </w:rPr>
-            </w:pPr>
-          </w:p>
-          <w:p>
-            <w:pPr>
-              <w:pStyle w:val="TabellenInhalt"/>
-              <w:rPr>
-                <w:i/>
-                <w:iCs/>
-                <w:sz w:val="20"/>
-                <w:szCs w:val="20"/>
-              </w:rPr>
-            </w:pPr>
-            <w:r>
-              <w:rPr>
-                <w:i/>
-                <w:iCs/>
-                <w:sz w:val="20"/>
-                <w:szCs w:val="20"/>
-              </w:rPr>
-              <w:t>Betreuung</w:t>
-            </w:r>
-          </w:p>
-          <w:p>
-            <w:pPr>
-              <w:pStyle w:val="TabellenInhalt"/>
-            </w:pPr>
-            <w:r>
-              <w:rPr>
-                <w:i/>
-                <w:iCs/>
-                <w:sz w:val="20"/>
-                <w:szCs w:val="20"/>
-              </w:rPr>
-              <w:t>Heim Uhrmann</w:t>
-            </w:r>
-          </w:p>
+                <w:sz w:val="20"/>
+                <w:szCs w:val="20"/>
+              </w:rPr>
+              <w:t>Dokument</w:t>
+            </w:r>
+          </w:p>
+        </w:tc>
+        <w:tc>
+          <w:tcPr>
+            <w:tcW w:w="850" w:type="dxa"/>
+            <w:vMerge/>
+            <w:tcBorders>
+              <w:left w:val="single" w:sz="8" w:space="0" w:color="000000"/>
+              <w:bottom w:val="single" w:sz="1" w:space="0" w:color="000000"/>
+            </w:tcBorders>
+            <w:shd w:val="clear" w:color="auto" w:fill="E6E6FF"/>
+          </w:tcPr>
+          <w:p/>
+        </w:tc>
+        <w:tc>
+          <w:tcPr>
+            <w:tcW w:w="3970" w:type="dxa"/>
+            <w:vMerge/>
+            <w:tcBorders>
+              <w:top w:val="single" w:sz="1" w:space="0" w:color="000000"/>
+              <w:left w:val="single" w:sz="1" w:space="0" w:color="000000"/>
+              <w:bottom w:val="single" w:sz="1" w:space="0" w:color="000000"/>
+              <w:right w:val="single" w:sz="1" w:space="0" w:color="000000"/>
+            </w:tcBorders>
+          </w:tcPr>
+          <w:p/>
         </w:tc>
       </w:tr>
       <w:tr>
@@ -452,28 +570,30 @@
             <w:tcW w:w="849" w:type="dxa"/>
             <w:tcBorders>
               <w:left w:val="single" w:sz="1" w:space="0" w:color="000000"/>
-              <w:bottom w:val="single" w:sz="1" w:space="0" w:color="000000"/>
-            </w:tcBorders>
-            <w:shd w:val="clear" w:color="auto" w:fill="CCCCCC"/>
+            </w:tcBorders>
+            <w:shd w:val="clear" w:color="auto" w:fill="E6E6E6"/>
           </w:tcPr>
           <w:p>
             <w:pPr>
               <w:pStyle w:val="TabellenInhalt"/>
               <w:jc w:val="right"/>
             </w:pPr>
-            <w:r>
-              <w:rPr>
-                <w:sz w:val="20"/>
-                <w:szCs w:val="20"/>
-              </w:rPr>
-              <w:t>Name</w:t>
-            </w:r>
+            <w:proofErr w:type="spellStart"/>
+            <w:r>
+              <w:rPr>
+                <w:sz w:val="20"/>
+                <w:szCs w:val="20"/>
+              </w:rPr>
+              <w:t>Nr</w:t>
+            </w:r>
+            <w:proofErr w:type="spellEnd"/>
           </w:p>
         </w:tc>
         <w:tc>
           <w:tcPr>
             <w:tcW w:w="3969" w:type="dxa"/>
             <w:tcBorders>
+              <w:top w:val="single" w:sz="1" w:space="0" w:color="000000"/>
               <w:left w:val="single" w:sz="1" w:space="0" w:color="000000"/>
               <w:bottom w:val="single" w:sz="1" w:space="0" w:color="000000"/>
               <w:right w:val="single" w:sz="1" w:space="0" w:color="000000"/>
@@ -483,9 +603,6 @@
             <w:pPr>
               <w:pStyle w:val="TabellenInhalt"/>
             </w:pPr>
-            <w:r>
-              <w:t>Rauchmelder</w:t>
-            </w:r>
           </w:p>
         </w:tc>
         <w:tc>
@@ -517,164 +634,40 @@
       <w:tr>
         <w:tc>
           <w:tcPr>
-            <w:tcW w:w="4818" w:type="dxa"/>
-            <w:gridSpan w:val="2"/>
-            <w:tcBorders>
-              <w:left w:val="single" w:sz="1" w:space="0" w:color="000000"/>
+            <w:tcW w:w="849" w:type="dxa"/>
+            <w:tcBorders>
+              <w:left w:val="single" w:sz="1" w:space="0" w:color="000000"/>
+              <w:bottom w:val="single" w:sz="1" w:space="0" w:color="000000"/>
             </w:tcBorders>
             <w:shd w:val="clear" w:color="auto" w:fill="E6E6E6"/>
           </w:tcPr>
           <w:p>
             <w:pPr>
               <w:pStyle w:val="TabellenInhalt"/>
-            </w:pPr>
-            <w:r>
-              <w:rPr>
-                <w:b/>
-                <w:bCs/>
-                <w:sz w:val="20"/>
-                <w:szCs w:val="20"/>
-              </w:rPr>
-              <w:t>Dokument</w:t>
-            </w:r>
-          </w:p>
-        </w:tc>
-        <w:tc>
-          <w:tcPr>
-            <w:tcW w:w="850" w:type="dxa"/>
-            <w:vMerge/>
-            <w:tcBorders>
-              <w:left w:val="single" w:sz="8" w:space="0" w:color="000000"/>
-              <w:bottom w:val="single" w:sz="1" w:space="0" w:color="000000"/>
-            </w:tcBorders>
-            <w:shd w:val="clear" w:color="auto" w:fill="E6E6FF"/>
-          </w:tcPr>
-          <w:p/>
-        </w:tc>
-        <w:tc>
-          <w:tcPr>
-            <w:tcW w:w="3970" w:type="dxa"/>
-            <w:vMerge/>
-            <w:tcBorders>
-              <w:top w:val="single" w:sz="1" w:space="0" w:color="000000"/>
+              <w:jc w:val="right"/>
+            </w:pPr>
+            <w:r>
+              <w:rPr>
+                <w:sz w:val="20"/>
+                <w:szCs w:val="20"/>
+              </w:rPr>
+              <w:t>Name</w:t>
+            </w:r>
+          </w:p>
+        </w:tc>
+        <w:tc>
+          <w:tcPr>
+            <w:tcW w:w="3969" w:type="dxa"/>
+            <w:tcBorders>
               <w:left w:val="single" w:sz="1" w:space="0" w:color="000000"/>
               <w:bottom w:val="single" w:sz="1" w:space="0" w:color="000000"/>
               <w:right w:val="single" w:sz="1" w:space="0" w:color="000000"/>
             </w:tcBorders>
           </w:tcPr>
-          <w:p/>
-        </w:tc>
-      </w:tr>
-      <w:tr>
-        <w:tc>
-          <w:tcPr>
-            <w:tcW w:w="849" w:type="dxa"/>
-            <w:tcBorders>
-              <w:left w:val="single" w:sz="1" w:space="0" w:color="000000"/>
-            </w:tcBorders>
-            <w:shd w:val="clear" w:color="auto" w:fill="E6E6E6"/>
-          </w:tcPr>
-          <w:p>
-            <w:pPr>
-              <w:pStyle w:val="TabellenInhalt"/>
-              <w:jc w:val="right"/>
-            </w:pPr>
-            <w:proofErr w:type="spellStart"/>
-            <w:r>
-              <w:rPr>
-                <w:sz w:val="20"/>
-                <w:szCs w:val="20"/>
-              </w:rPr>
-              <w:t>Nr</w:t>
-            </w:r>
-            <w:proofErr w:type="spellEnd"/>
-          </w:p>
-        </w:tc>
-        <w:tc>
-          <w:tcPr>
-            <w:tcW w:w="3969" w:type="dxa"/>
-            <w:tcBorders>
-              <w:top w:val="single" w:sz="1" w:space="0" w:color="000000"/>
-              <w:left w:val="single" w:sz="1" w:space="0" w:color="000000"/>
-              <w:bottom w:val="single" w:sz="1" w:space="0" w:color="000000"/>
-              <w:right w:val="single" w:sz="1" w:space="0" w:color="000000"/>
-            </w:tcBorders>
-          </w:tcPr>
-          <w:p>
-            <w:pPr>
-              <w:pStyle w:val="TabellenInhalt"/>
-            </w:pPr>
-            <w:r>
-              <w:t>1</w:t>
-            </w:r>
-          </w:p>
-        </w:tc>
-        <w:tc>
-          <w:tcPr>
-            <w:tcW w:w="850" w:type="dxa"/>
-            <w:vMerge/>
-            <w:tcBorders>
-              <w:left w:val="single" w:sz="8" w:space="0" w:color="000000"/>
-              <w:bottom w:val="single" w:sz="1" w:space="0" w:color="000000"/>
-            </w:tcBorders>
-            <w:shd w:val="clear" w:color="auto" w:fill="E6E6FF"/>
-          </w:tcPr>
-          <w:p/>
-        </w:tc>
-        <w:tc>
-          <w:tcPr>
-            <w:tcW w:w="3970" w:type="dxa"/>
-            <w:vMerge/>
-            <w:tcBorders>
-              <w:top w:val="single" w:sz="1" w:space="0" w:color="000000"/>
-              <w:left w:val="single" w:sz="1" w:space="0" w:color="000000"/>
-              <w:bottom w:val="single" w:sz="1" w:space="0" w:color="000000"/>
-              <w:right w:val="single" w:sz="1" w:space="0" w:color="000000"/>
-            </w:tcBorders>
-          </w:tcPr>
-          <w:p/>
-        </w:tc>
-      </w:tr>
-      <w:tr>
-        <w:tc>
-          <w:tcPr>
-            <w:tcW w:w="849" w:type="dxa"/>
-            <w:tcBorders>
-              <w:left w:val="single" w:sz="1" w:space="0" w:color="000000"/>
-              <w:bottom w:val="single" w:sz="1" w:space="0" w:color="000000"/>
-            </w:tcBorders>
-            <w:shd w:val="clear" w:color="auto" w:fill="E6E6E6"/>
-          </w:tcPr>
-          <w:p>
-            <w:pPr>
-              <w:pStyle w:val="TabellenInhalt"/>
-              <w:jc w:val="right"/>
-            </w:pPr>
-            <w:r>
-              <w:rPr>
-                <w:sz w:val="20"/>
-                <w:szCs w:val="20"/>
-              </w:rPr>
-              <w:t>Name</w:t>
-            </w:r>
-          </w:p>
-        </w:tc>
-        <w:tc>
-          <w:tcPr>
-            <w:tcW w:w="3969" w:type="dxa"/>
-            <w:tcBorders>
-              <w:left w:val="single" w:sz="1" w:space="0" w:color="000000"/>
-              <w:bottom w:val="single" w:sz="1" w:space="0" w:color="000000"/>
-              <w:right w:val="single" w:sz="1" w:space="0" w:color="000000"/>
-            </w:tcBorders>
-          </w:tcPr>
-          <w:p>
-            <w:pPr>
-              <w:pStyle w:val="TabellenInhalt"/>
-            </w:pPr>
-            <w:r>
-              <w:t>Arbeitspaketbeschreibung</w:t>
-            </w:r>
+          <w:p>
+            <w:pPr>
+              <w:pStyle w:val="TabellenInhalt"/>
+            </w:pPr>
           </w:p>
         </w:tc>
         <w:tc>
@@ -871,19 +864,11 @@
           <w:p>
             <w:pPr>
               <w:pStyle w:val="TabellenInhalt"/>
-              <w:jc w:val="center"/>
-              <w:rPr>
-                <w:sz w:val="20"/>
-                <w:szCs w:val="20"/>
-              </w:rPr>
-            </w:pPr>
-            <w:r>
-              <w:rPr>
-                <w:sz w:val="20"/>
-                <w:szCs w:val="20"/>
-              </w:rPr>
-              <w:t>1</w:t>
-            </w:r>
+              <w:rPr>
+                <w:sz w:val="20"/>
+                <w:szCs w:val="20"/>
+              </w:rPr>
+            </w:pPr>
           </w:p>
         </w:tc>
         <w:tc>
@@ -897,19 +882,11 @@
           <w:p>
             <w:pPr>
               <w:pStyle w:val="TabellenInhalt"/>
-              <w:jc w:val="center"/>
-              <w:rPr>
-                <w:sz w:val="20"/>
-                <w:szCs w:val="20"/>
-              </w:rPr>
-            </w:pPr>
-            <w:r>
-              <w:rPr>
-                <w:sz w:val="20"/>
-                <w:szCs w:val="20"/>
-              </w:rPr>
-              <w:t>24.03.2026</w:t>
-            </w:r>
+              <w:rPr>
+                <w:sz w:val="20"/>
+                <w:szCs w:val="20"/>
+              </w:rPr>
+            </w:pPr>
           </w:p>
         </w:tc>
         <w:tc>
@@ -923,19 +900,11 @@
           <w:p>
             <w:pPr>
               <w:pStyle w:val="TabellenInhalt"/>
-              <w:jc w:val="center"/>
-              <w:rPr>
-                <w:sz w:val="20"/>
-                <w:szCs w:val="20"/>
-              </w:rPr>
-            </w:pPr>
-            <w:r>
-              <w:rPr>
-                <w:sz w:val="20"/>
-                <w:szCs w:val="20"/>
-              </w:rPr>
-              <w:t>Leon Parzer</w:t>
-            </w:r>
+              <w:rPr>
+                <w:sz w:val="20"/>
+                <w:szCs w:val="20"/>
+              </w:rPr>
+            </w:pPr>
           </w:p>
         </w:tc>
         <w:tc>
@@ -1149,9 +1118,6 @@
               <w:pStyle w:val="TabellenInhalt"/>
               <w:snapToGrid w:val="0"/>
             </w:pPr>
-            <w:r>
-              <w:t>1.2</w:t>
-            </w:r>
           </w:p>
         </w:tc>
         <w:tc>
@@ -1167,17 +1133,6 @@
               <w:pStyle w:val="TabellenInhalt"/>
               <w:snapToGrid w:val="0"/>
             </w:pPr>
-            <w:r>
-              <w:t xml:space="preserve">Hardware </w:t>
-            </w:r>
-            <w:proofErr w:type="gramStart"/>
-            <w:r>
-              <w:t>aufbauen(</w:t>
-            </w:r>
-            <w:proofErr w:type="gramEnd"/>
-            <w:r>
-              <w:t>ESP32 + MQ-2 Sensor)</w:t>
-            </w:r>
           </w:p>
         </w:tc>
         <w:tc>
@@ -1324,9 +1279,6 @@
               <w:pStyle w:val="TabellenInhalt"/>
               <w:snapToGrid w:val="0"/>
             </w:pPr>
-            <w:r>
-              <w:t>1.1</w:t>
-            </w:r>
           </w:p>
         </w:tc>
         <w:tc>
@@ -1346,13 +1298,6 @@
                 <w:szCs w:val="20"/>
               </w:rPr>
             </w:pPr>
-            <w:r>
-              <w:rPr>
-                <w:sz w:val="20"/>
-                <w:szCs w:val="20"/>
-              </w:rPr>
-              <w:t>1.3</w:t>
-            </w:r>
           </w:p>
         </w:tc>
         <w:tc>
@@ -1500,14 +1445,28 @@
               <w:snapToGrid w:val="0"/>
               <w:rPr>
                 <w:rFonts w:ascii="Arial" w:eastAsia="Lucida Sans Unicode" w:hAnsi="Arial" w:cs="Tahoma"/>
-              </w:rPr>
-            </w:pPr>
-            <w:r>
+                <w:lang/>
+              </w:rPr>
+            </w:pPr>
+          </w:p>
+        </w:tc>
+        <w:tc>
+          <w:tcPr>
+            <w:tcW w:w="3000" w:type="dxa"/>
+            <w:tcBorders>
+              <w:left w:val="single" w:sz="1" w:space="0" w:color="000000"/>
+              <w:bottom w:val="single" w:sz="1" w:space="0" w:color="000000"/>
+            </w:tcBorders>
+          </w:tcPr>
+          <w:p>
+            <w:pPr>
+              <w:pStyle w:val="TabellenInhalt"/>
+              <w:snapToGrid w:val="0"/>
               <w:rPr>
                 <w:rFonts w:ascii="Arial" w:eastAsia="Lucida Sans Unicode" w:hAnsi="Arial" w:cs="Tahoma"/>
-              </w:rPr>
-              <w:t>27.3.2026</w:t>
-            </w:r>
+                <w:lang/>
+              </w:rPr>
+            </w:pPr>
           </w:p>
         </w:tc>
         <w:tc>
@@ -1522,34 +1481,7 @@
             <w:pPr>
               <w:pStyle w:val="TabellenInhalt"/>
               <w:snapToGrid w:val="0"/>
-              <w:rPr>
-                <w:rFonts w:ascii="Arial" w:eastAsia="Lucida Sans Unicode" w:hAnsi="Arial" w:cs="Tahoma"/>
-              </w:rPr>
-            </w:pPr>
-            <w:r>
-              <w:rPr>
-                <w:rFonts w:ascii="Arial" w:eastAsia="Lucida Sans Unicode" w:hAnsi="Arial" w:cs="Tahoma"/>
-              </w:rPr>
-              <w:t>300min</w:t>
-            </w:r>
-          </w:p>
-        </w:tc>
-        <w:tc>
-          <w:tcPr>
-            <w:tcW w:w="3000" w:type="dxa"/>
-            <w:tcBorders>
-              <w:left w:val="single" w:sz="1" w:space="0" w:color="000000"/>
-              <w:bottom w:val="single" w:sz="1" w:space="0" w:color="000000"/>
-            </w:tcBorders>
-          </w:tcPr>
-          <w:p>
-            <w:pPr>
-              <w:pStyle w:val="TabellenInhalt"/>
-              <w:snapToGrid w:val="0"/>
-            </w:pPr>
-            <w:r>
-              <w:t>0€</w:t>
-            </w:r>
+            </w:pPr>
           </w:p>
         </w:tc>
         <w:tc>
@@ -1631,9 +1563,6 @@
               <w:pStyle w:val="TabellenInhalt"/>
               <w:snapToGrid w:val="0"/>
             </w:pPr>
-            <w:r>
-              <w:t>Fertiges Steckbrett (Hardware)</w:t>
-            </w:r>
           </w:p>
         </w:tc>
         <w:tc>
@@ -1713,54 +1642,8 @@
           <w:p>
             <w:pPr>
               <w:pStyle w:val="TabellenInhalt"/>
-              <w:numPr>
-                <w:ilvl w:val="0"/>
-                <w:numId w:val="2"/>
-              </w:numPr>
               <w:snapToGrid w:val="0"/>
             </w:pPr>
-            <w:r>
-              <w:t>Projektplanung abgeschlossen</w:t>
-            </w:r>
-          </w:p>
-          <w:p>
-            <w:pPr>
-              <w:pStyle w:val="TabellenInhalt"/>
-              <w:numPr>
-                <w:ilvl w:val="0"/>
-                <w:numId w:val="2"/>
-              </w:numPr>
-              <w:snapToGrid w:val="0"/>
-            </w:pPr>
-            <w:r>
-              <w:t>Benötigte Bauteile vorhanden (ESP32, MQ-2 Sensor, Kabel, Steckbrett)</w:t>
-            </w:r>
-          </w:p>
-          <w:p>
-            <w:pPr>
-              <w:pStyle w:val="TabellenInhalt"/>
-              <w:numPr>
-                <w:ilvl w:val="0"/>
-                <w:numId w:val="2"/>
-              </w:numPr>
-              <w:snapToGrid w:val="0"/>
-            </w:pPr>
-            <w:r>
-              <w:t>Entwicklungsumgebung</w:t>
-            </w:r>
-          </w:p>
-          <w:p>
-            <w:pPr>
-              <w:pStyle w:val="TabellenInhalt"/>
-              <w:numPr>
-                <w:ilvl w:val="0"/>
-                <w:numId w:val="2"/>
-              </w:numPr>
-              <w:snapToGrid w:val="0"/>
-            </w:pPr>
-            <w:r>
-              <w:t>Aufgabenverteilung</w:t>
-            </w:r>
           </w:p>
         </w:tc>
         <w:tc>
@@ -1840,72 +1723,8 @@
           <w:p>
             <w:pPr>
               <w:pStyle w:val="TabellenInhalt"/>
-              <w:numPr>
-                <w:ilvl w:val="0"/>
-                <w:numId w:val="3"/>
-              </w:numPr>
               <w:snapToGrid w:val="0"/>
             </w:pPr>
-            <w:r>
-              <w:t>Aufbau der Hardware (ESP32 mit Sensor verbinden)</w:t>
-            </w:r>
-          </w:p>
-          <w:p>
-            <w:pPr>
-              <w:pStyle w:val="TabellenInhalt"/>
-              <w:numPr>
-                <w:ilvl w:val="0"/>
-                <w:numId w:val="3"/>
-              </w:numPr>
-              <w:snapToGrid w:val="0"/>
-            </w:pPr>
-            <w:r>
-              <w:t>Verkabelung auf dem Steckbrett durchführen</w:t>
-            </w:r>
-          </w:p>
-          <w:p>
-            <w:pPr>
-              <w:pStyle w:val="TabellenInhalt"/>
-              <w:numPr>
-                <w:ilvl w:val="0"/>
-                <w:numId w:val="3"/>
-              </w:numPr>
-              <w:snapToGrid w:val="0"/>
-            </w:pPr>
-            <w:r>
-              <w:t>Sensor testen und erste Messwerte auslesen</w:t>
-            </w:r>
-          </w:p>
-          <w:p>
-            <w:pPr>
-              <w:pStyle w:val="TabellenInhalt"/>
-              <w:numPr>
-                <w:ilvl w:val="0"/>
-                <w:numId w:val="3"/>
-              </w:numPr>
-              <w:snapToGrid w:val="0"/>
-            </w:pPr>
-            <w:r>
-              <w:t xml:space="preserve">Fehler beheben und Funktion </w:t>
-            </w:r>
-            <w:proofErr w:type="spellStart"/>
-            <w:r>
-              <w:t>ünerprüfen</w:t>
-            </w:r>
-            <w:proofErr w:type="spellEnd"/>
-          </w:p>
-          <w:p>
-            <w:pPr>
-              <w:pStyle w:val="TabellenInhalt"/>
-              <w:numPr>
-                <w:ilvl w:val="0"/>
-                <w:numId w:val="3"/>
-              </w:numPr>
-              <w:snapToGrid w:val="0"/>
-            </w:pPr>
-            <w:r>
-              <w:t>Ergebnisse dokumentieren</w:t>
-            </w:r>
           </w:p>
         </w:tc>
         <w:tc>
@@ -2048,6 +1867,7 @@
               <w:snapToGrid w:val="0"/>
               <w:rPr>
                 <w:rFonts w:ascii="Arial" w:eastAsia="Lucida Sans Unicode" w:hAnsi="Arial" w:cs="Tahoma"/>
+                <w:lang/>
               </w:rPr>
             </w:pPr>
           </w:p>
@@ -2066,6 +1886,7 @@
               <w:snapToGrid w:val="0"/>
               <w:rPr>
                 <w:rFonts w:ascii="Arial" w:eastAsia="Lucida Sans Unicode" w:hAnsi="Arial" w:cs="Tahoma"/>
+                <w:lang/>
               </w:rPr>
             </w:pPr>
           </w:p>
@@ -2436,7 +2257,6 @@
     <w:lvl w:ilvl="0">
       <w:start w:val="1"/>
       <w:numFmt w:val="none"/>
-      <w:pStyle w:val="berschrift1"/>
       <w:suff w:val="nothing"/>
       <w:lvlText w:val=""/>
       <w:lvlJc w:val="left"/>
@@ -2552,240 +2372,8 @@
       </w:pPr>
     </w:lvl>
   </w:abstractNum>
-  <w:abstractNum w:abstractNumId="1" w15:restartNumberingAfterBreak="0">
-    <w:nsid w:val="1B2800BE"/>
-    <w:multiLevelType w:val="hybridMultilevel"/>
-    <w:tmpl w:val="510CB566"/>
-    <w:lvl w:ilvl="0" w:tplc="0C070001">
-      <w:start w:val="1"/>
-      <w:numFmt w:val="bullet"/>
-      <w:lvlText w:val=""/>
-      <w:lvlJc w:val="left"/>
-      <w:pPr>
-        <w:ind w:left="720" w:hanging="360"/>
-      </w:pPr>
-      <w:rPr>
-        <w:rFonts w:ascii="Symbol" w:hAnsi="Symbol" w:hint="default"/>
-      </w:rPr>
-    </w:lvl>
-    <w:lvl w:ilvl="1" w:tplc="0C070003" w:tentative="1">
-      <w:start w:val="1"/>
-      <w:numFmt w:val="bullet"/>
-      <w:lvlText w:val="o"/>
-      <w:lvlJc w:val="left"/>
-      <w:pPr>
-        <w:ind w:left="1440" w:hanging="360"/>
-      </w:pPr>
-      <w:rPr>
-        <w:rFonts w:ascii="Courier New" w:hAnsi="Courier New" w:cs="Courier New" w:hint="default"/>
-      </w:rPr>
-    </w:lvl>
-    <w:lvl w:ilvl="2" w:tplc="0C070005" w:tentative="1">
-      <w:start w:val="1"/>
-      <w:numFmt w:val="bullet"/>
-      <w:lvlText w:val=""/>
-      <w:lvlJc w:val="left"/>
-      <w:pPr>
-        <w:ind w:left="2160" w:hanging="360"/>
-      </w:pPr>
-      <w:rPr>
-        <w:rFonts w:ascii="Wingdings" w:hAnsi="Wingdings" w:hint="default"/>
-      </w:rPr>
-    </w:lvl>
-    <w:lvl w:ilvl="3" w:tplc="0C070001" w:tentative="1">
-      <w:start w:val="1"/>
-      <w:numFmt w:val="bullet"/>
-      <w:lvlText w:val=""/>
-      <w:lvlJc w:val="left"/>
-      <w:pPr>
-        <w:ind w:left="2880" w:hanging="360"/>
-      </w:pPr>
-      <w:rPr>
-        <w:rFonts w:ascii="Symbol" w:hAnsi="Symbol" w:hint="default"/>
-      </w:rPr>
-    </w:lvl>
-    <w:lvl w:ilvl="4" w:tplc="0C070003" w:tentative="1">
-      <w:start w:val="1"/>
-      <w:numFmt w:val="bullet"/>
-      <w:lvlText w:val="o"/>
-      <w:lvlJc w:val="left"/>
-      <w:pPr>
-        <w:ind w:left="3600" w:hanging="360"/>
-      </w:pPr>
-      <w:rPr>
-        <w:rFonts w:ascii="Courier New" w:hAnsi="Courier New" w:cs="Courier New" w:hint="default"/>
-      </w:rPr>
-    </w:lvl>
-    <w:lvl w:ilvl="5" w:tplc="0C070005" w:tentative="1">
-      <w:start w:val="1"/>
-      <w:numFmt w:val="bullet"/>
-      <w:lvlText w:val=""/>
-      <w:lvlJc w:val="left"/>
-      <w:pPr>
-        <w:ind w:left="4320" w:hanging="360"/>
-      </w:pPr>
-      <w:rPr>
-        <w:rFonts w:ascii="Wingdings" w:hAnsi="Wingdings" w:hint="default"/>
-      </w:rPr>
-    </w:lvl>
-    <w:lvl w:ilvl="6" w:tplc="0C070001" w:tentative="1">
-      <w:start w:val="1"/>
-      <w:numFmt w:val="bullet"/>
-      <w:lvlText w:val=""/>
-      <w:lvlJc w:val="left"/>
-      <w:pPr>
-        <w:ind w:left="5040" w:hanging="360"/>
-      </w:pPr>
-      <w:rPr>
-        <w:rFonts w:ascii="Symbol" w:hAnsi="Symbol" w:hint="default"/>
-      </w:rPr>
-    </w:lvl>
-    <w:lvl w:ilvl="7" w:tplc="0C070003" w:tentative="1">
-      <w:start w:val="1"/>
-      <w:numFmt w:val="bullet"/>
-      <w:lvlText w:val="o"/>
-      <w:lvlJc w:val="left"/>
-      <w:pPr>
-        <w:ind w:left="5760" w:hanging="360"/>
-      </w:pPr>
-      <w:rPr>
-        <w:rFonts w:ascii="Courier New" w:hAnsi="Courier New" w:cs="Courier New" w:hint="default"/>
-      </w:rPr>
-    </w:lvl>
-    <w:lvl w:ilvl="8" w:tplc="0C070005" w:tentative="1">
-      <w:start w:val="1"/>
-      <w:numFmt w:val="bullet"/>
-      <w:lvlText w:val=""/>
-      <w:lvlJc w:val="left"/>
-      <w:pPr>
-        <w:ind w:left="6480" w:hanging="360"/>
-      </w:pPr>
-      <w:rPr>
-        <w:rFonts w:ascii="Wingdings" w:hAnsi="Wingdings" w:hint="default"/>
-      </w:rPr>
-    </w:lvl>
-  </w:abstractNum>
-  <w:abstractNum w:abstractNumId="2" w15:restartNumberingAfterBreak="0">
-    <w:nsid w:val="766436CE"/>
-    <w:multiLevelType w:val="hybridMultilevel"/>
-    <w:tmpl w:val="6EF8AC34"/>
-    <w:lvl w:ilvl="0" w:tplc="0C070001">
-      <w:start w:val="1"/>
-      <w:numFmt w:val="bullet"/>
-      <w:lvlText w:val=""/>
-      <w:lvlJc w:val="left"/>
-      <w:pPr>
-        <w:ind w:left="720" w:hanging="360"/>
-      </w:pPr>
-      <w:rPr>
-        <w:rFonts w:ascii="Symbol" w:hAnsi="Symbol" w:hint="default"/>
-      </w:rPr>
-    </w:lvl>
-    <w:lvl w:ilvl="1" w:tplc="0C070003" w:tentative="1">
-      <w:start w:val="1"/>
-      <w:numFmt w:val="bullet"/>
-      <w:lvlText w:val="o"/>
-      <w:lvlJc w:val="left"/>
-      <w:pPr>
-        <w:ind w:left="1440" w:hanging="360"/>
-      </w:pPr>
-      <w:rPr>
-        <w:rFonts w:ascii="Courier New" w:hAnsi="Courier New" w:cs="Courier New" w:hint="default"/>
-      </w:rPr>
-    </w:lvl>
-    <w:lvl w:ilvl="2" w:tplc="0C070005" w:tentative="1">
-      <w:start w:val="1"/>
-      <w:numFmt w:val="bullet"/>
-      <w:lvlText w:val=""/>
-      <w:lvlJc w:val="left"/>
-      <w:pPr>
-        <w:ind w:left="2160" w:hanging="360"/>
-      </w:pPr>
-      <w:rPr>
-        <w:rFonts w:ascii="Wingdings" w:hAnsi="Wingdings" w:hint="default"/>
-      </w:rPr>
-    </w:lvl>
-    <w:lvl w:ilvl="3" w:tplc="0C070001" w:tentative="1">
-      <w:start w:val="1"/>
-      <w:numFmt w:val="bullet"/>
-      <w:lvlText w:val=""/>
-      <w:lvlJc w:val="left"/>
-      <w:pPr>
-        <w:ind w:left="2880" w:hanging="360"/>
-      </w:pPr>
-      <w:rPr>
-        <w:rFonts w:ascii="Symbol" w:hAnsi="Symbol" w:hint="default"/>
-      </w:rPr>
-    </w:lvl>
-    <w:lvl w:ilvl="4" w:tplc="0C070003" w:tentative="1">
-      <w:start w:val="1"/>
-      <w:numFmt w:val="bullet"/>
-      <w:lvlText w:val="o"/>
-      <w:lvlJc w:val="left"/>
-      <w:pPr>
-        <w:ind w:left="3600" w:hanging="360"/>
-      </w:pPr>
-      <w:rPr>
-        <w:rFonts w:ascii="Courier New" w:hAnsi="Courier New" w:cs="Courier New" w:hint="default"/>
-      </w:rPr>
-    </w:lvl>
-    <w:lvl w:ilvl="5" w:tplc="0C070005" w:tentative="1">
-      <w:start w:val="1"/>
-      <w:numFmt w:val="bullet"/>
-      <w:lvlText w:val=""/>
-      <w:lvlJc w:val="left"/>
-      <w:pPr>
-        <w:ind w:left="4320" w:hanging="360"/>
-      </w:pPr>
-      <w:rPr>
-        <w:rFonts w:ascii="Wingdings" w:hAnsi="Wingdings" w:hint="default"/>
-      </w:rPr>
-    </w:lvl>
-    <w:lvl w:ilvl="6" w:tplc="0C070001" w:tentative="1">
-      <w:start w:val="1"/>
-      <w:numFmt w:val="bullet"/>
-      <w:lvlText w:val=""/>
-      <w:lvlJc w:val="left"/>
-      <w:pPr>
-        <w:ind w:left="5040" w:hanging="360"/>
-      </w:pPr>
-      <w:rPr>
-        <w:rFonts w:ascii="Symbol" w:hAnsi="Symbol" w:hint="default"/>
-      </w:rPr>
-    </w:lvl>
-    <w:lvl w:ilvl="7" w:tplc="0C070003" w:tentative="1">
-      <w:start w:val="1"/>
-      <w:numFmt w:val="bullet"/>
-      <w:lvlText w:val="o"/>
-      <w:lvlJc w:val="left"/>
-      <w:pPr>
-        <w:ind w:left="5760" w:hanging="360"/>
-      </w:pPr>
-      <w:rPr>
-        <w:rFonts w:ascii="Courier New" w:hAnsi="Courier New" w:cs="Courier New" w:hint="default"/>
-      </w:rPr>
-    </w:lvl>
-    <w:lvl w:ilvl="8" w:tplc="0C070005" w:tentative="1">
-      <w:start w:val="1"/>
-      <w:numFmt w:val="bullet"/>
-      <w:lvlText w:val=""/>
-      <w:lvlJc w:val="left"/>
-      <w:pPr>
-        <w:ind w:left="6480" w:hanging="360"/>
-      </w:pPr>
-      <w:rPr>
-        <w:rFonts w:ascii="Wingdings" w:hAnsi="Wingdings" w:hint="default"/>
-      </w:rPr>
-    </w:lvl>
-  </w:abstractNum>
   <w:num w:numId="1" w16cid:durableId="1922330239">
     <w:abstractNumId w:val="0"/>
-  </w:num>
-  <w:num w:numId="2" w16cid:durableId="238754487">
-    <w:abstractNumId w:val="1"/>
-  </w:num>
-  <w:num w:numId="3" w16cid:durableId="2014987114">
-    <w:abstractNumId w:val="2"/>
   </w:num>
 </w:numbering>
 </file>
@@ -3642,21 +3230,6 @@
 </file>
 
 <file path=customXml/item1.xml><?xml version="1.0" encoding="utf-8"?>
-<p:properties xmlns:p="http://schemas.microsoft.com/office/2006/metadata/properties" xmlns:xsi="http://www.w3.org/2001/XMLSchema-instance" xmlns:pc="http://schemas.microsoft.com/office/infopath/2007/PartnerControls">
-  <documentManagement/>
-</p:properties>
-</file>
-
-<file path=customXml/item2.xml><?xml version="1.0" encoding="utf-8"?>
-<?mso-contentType ?>
-<FormTemplates xmlns="http://schemas.microsoft.com/sharepoint/v3/contenttype/forms">
-  <Display>DocumentLibraryForm</Display>
-  <Edit>DocumentLibraryForm</Edit>
-  <New>DocumentLibraryForm</New>
-</FormTemplates>
-</file>
-
-<file path=customXml/item3.xml><?xml version="1.0" encoding="utf-8"?>
 <ct:contentTypeSchema xmlns:ct="http://schemas.microsoft.com/office/2006/metadata/contentType" xmlns:ma="http://schemas.microsoft.com/office/2006/metadata/properties/metaAttributes" ct:_="" ma:_="" ma:contentTypeName="Dokument" ma:contentTypeID="0x010100D3337CEC48D38F42947FBA6BFD31BBC1" ma:contentTypeVersion="3" ma:contentTypeDescription="Ein neues Dokument erstellen." ma:contentTypeScope="" ma:versionID="ee6f7a5786e7de5adb90ac3e7fcb8330">
   <xsd:schema xmlns:xsd="http://www.w3.org/2001/XMLSchema" xmlns:xs="http://www.w3.org/2001/XMLSchema" xmlns:p="http://schemas.microsoft.com/office/2006/metadata/properties" xmlns:ns2="05a2e99b-8776-4ea1-abd3-61212bf4af83" targetNamespace="http://schemas.microsoft.com/office/2006/metadata/properties" ma:root="true" ma:fieldsID="afd160e65d02ffed334f98d08d76701e" ns2:_="">
     <xsd:import namespace="05a2e99b-8776-4ea1-abd3-61212bf4af83"/>
@@ -3794,13 +3367,23 @@
 </ct:contentTypeSchema>
 </file>
 
+<file path=customXml/item2.xml><?xml version="1.0" encoding="utf-8"?>
+<?mso-contentType ?>
+<FormTemplates xmlns="http://schemas.microsoft.com/sharepoint/v3/contenttype/forms">
+  <Display>DocumentLibraryForm</Display>
+  <Edit>DocumentLibraryForm</Edit>
+  <New>DocumentLibraryForm</New>
+</FormTemplates>
+</file>
+
+<file path=customXml/item3.xml><?xml version="1.0" encoding="utf-8"?>
+<p:properties xmlns:p="http://schemas.microsoft.com/office/2006/metadata/properties" xmlns:xsi="http://www.w3.org/2001/XMLSchema-instance" xmlns:pc="http://schemas.microsoft.com/office/infopath/2007/PartnerControls">
+  <documentManagement/>
+</p:properties>
+</file>
+
 <file path=customXml/itemProps1.xml><?xml version="1.0" encoding="utf-8"?>
-<ds:datastoreItem xmlns:ds="http://schemas.openxmlformats.org/officeDocument/2006/customXml" ds:itemID="{5C3B2626-9A0D-4427-B8C1-5026722DBA43}">
-  <ds:schemaRefs>
-    <ds:schemaRef ds:uri="http://schemas.microsoft.com/office/2006/metadata/properties"/>
-    <ds:schemaRef ds:uri="http://schemas.microsoft.com/office/infopath/2007/PartnerControls"/>
-  </ds:schemaRefs>
-</ds:datastoreItem>
+<ds:datastoreItem xmlns:ds="http://schemas.openxmlformats.org/officeDocument/2006/customXml" ds:itemID="{9B63460A-3D9D-4926-87AC-55D2BD964986}"/>
 </file>
 
 <file path=customXml/itemProps2.xml><?xml version="1.0" encoding="utf-8"?>
@@ -3812,19 +3395,10 @@
 </file>
 
 <file path=customXml/itemProps3.xml><?xml version="1.0" encoding="utf-8"?>
-<ds:datastoreItem xmlns:ds="http://schemas.openxmlformats.org/officeDocument/2006/customXml" ds:itemID="{9B63460A-3D9D-4926-87AC-55D2BD964986}">
+<ds:datastoreItem xmlns:ds="http://schemas.openxmlformats.org/officeDocument/2006/customXml" ds:itemID="{5C3B2626-9A0D-4427-B8C1-5026722DBA43}">
   <ds:schemaRefs>
-    <ds:schemaRef ds:uri="http://schemas.microsoft.com/office/2006/metadata/contentType"/>
-    <ds:schemaRef ds:uri="http://schemas.microsoft.com/office/2006/metadata/properties/metaAttributes"/>
-    <ds:schemaRef ds:uri="http://www.w3.org/2001/XMLSchema"/>
     <ds:schemaRef ds:uri="http://schemas.microsoft.com/office/2006/metadata/properties"/>
-    <ds:schemaRef ds:uri="05a2e99b-8776-4ea1-abd3-61212bf4af83"/>
-    <ds:schemaRef ds:uri="http://schemas.microsoft.com/office/2006/documentManagement/types"/>
     <ds:schemaRef ds:uri="http://schemas.microsoft.com/office/infopath/2007/PartnerControls"/>
-    <ds:schemaRef ds:uri="http://schemas.openxmlformats.org/package/2006/metadata/core-properties"/>
-    <ds:schemaRef ds:uri="http://purl.org/dc/elements/1.1/"/>
-    <ds:schemaRef ds:uri="http://purl.org/dc/terms/"/>
-    <ds:schemaRef ds:uri="http://schemas.microsoft.com/internal/obd"/>
   </ds:schemaRefs>
 </ds:datastoreItem>
 </file>